--- a/日常/2026-07-20/AI-Agent交付提效量化评估（精简版）.docx
+++ b/日常/2026-07-20/AI-Agent交付提效量化评估（精简版）.docx
@@ -373,58 +373,6 @@
                 <w:rFonts w:ascii="Arial" w:eastAsia="Microsoft YaHei"/>
               </w:rPr>
               <w:t xml:space="preserve">150-200 小时</w:t>
-            </w:r>
-          </w:p>
-        </w:tc>
-      </w:tr>
-      <w:tr>
-        <w:tc>
-          <w:tcPr>
-            <w:tcW w:type="dxa" w:w="4513"/>
-            <w:tcBorders>
-              <w:top w:val="single" w:color="CCCCCC" w:sz="1"/>
-              <w:left w:val="single" w:color="CCCCCC" w:sz="1"/>
-              <w:bottom w:val="single" w:color="CCCCCC" w:sz="1"/>
-              <w:right w:val="single" w:color="CCCCCC" w:sz="1"/>
-            </w:tcBorders>
-            <w:tcMar>
-              <w:top w:type="dxa" w:w="80"/>
-              <w:left w:type="dxa" w:w="120"/>
-              <w:bottom w:type="dxa" w:w="80"/>
-              <w:right w:type="dxa" w:w="120"/>
-            </w:tcMar>
-          </w:tcPr>
-          <w:p>
-            <w:r>
-              <w:rPr>
-                <w:rFonts w:ascii="Arial" w:eastAsia="Microsoft YaHei"/>
-              </w:rPr>
-              <w:t xml:space="preserve">技能投入回收</w:t>
-            </w:r>
-          </w:p>
-        </w:tc>
-        <w:tc>
-          <w:tcPr>
-            <w:tcW w:type="dxa" w:w="4513"/>
-            <w:tcBorders>
-              <w:top w:val="single" w:color="CCCCCC" w:sz="1"/>
-              <w:left w:val="single" w:color="CCCCCC" w:sz="1"/>
-              <w:bottom w:val="single" w:color="CCCCCC" w:sz="1"/>
-              <w:right w:val="single" w:color="CCCCCC" w:sz="1"/>
-            </w:tcBorders>
-            <w:tcMar>
-              <w:top w:type="dxa" w:w="80"/>
-              <w:left w:type="dxa" w:w="120"/>
-              <w:bottom w:type="dxa" w:w="80"/>
-              <w:right w:type="dxa" w:w="120"/>
-            </w:tcMar>
-          </w:tcPr>
-          <w:p>
-            <w:r>
-              <w:rPr>
-                <w:rFonts w:ascii="Arial" w:eastAsia="Microsoft YaHei"/>
-              </w:rPr>
-              <w:t xml:space="preserve">投入 80-100 小时，2 个月回本</w:t>
             </w:r>
           </w:p>
         </w:tc>
@@ -600,62 +548,6 @@
         <w:rPr>
           <w:rFonts w:ascii="Arial" w:eastAsia="Microsoft YaHei"/>
         </w:rPr>
-        <w:t xml:space="preserve">投入产出</w:t>
-      </w:r>
-    </w:p>
-    <w:p>
-      <w:pPr>
-        <w:jc w:val="center"/>
-      </w:pPr>
-      <w:r>
-        <w:drawing>
-          <wp:inline distT="0" distB="0" distL="0" distR="0">
-            <wp:extent cx="4572000" cy="3048000"/>
-            <wp:effectExtent t="0" r="0" b="0" l="0"/>
-            <wp:docPr id="1" name="投入产出" descr="投入产出" title="投入产出"/>
-            <wp:cNvGraphicFramePr>
-              <a:graphicFrameLocks xmlns:a="http://schemas.openxmlformats.org/drawingml/2006/main" noChangeAspect="1"/>
-            </wp:cNvGraphicFramePr>
-            <a:graphic xmlns:a="http://schemas.openxmlformats.org/drawingml/2006/main">
-              <a:graphicData uri="http://schemas.openxmlformats.org/drawingml/2006/picture">
-                <pic:pic xmlns:pic="http://schemas.openxmlformats.org/drawingml/2006/picture">
-                  <pic:nvPicPr>
-                    <pic:cNvPr id="0" name="" descr=""/>
-                    <pic:cNvPicPr>
-                      <a:picLocks noChangeAspect="1" noChangeArrowheads="1"/>
-                    </pic:cNvPicPr>
-                  </pic:nvPicPr>
-                  <pic:blipFill>
-                    <a:blip r:embed="rId10" cstate="none"/>
-                    <a:srcRect/>
-                    <a:stretch>
-                      <a:fillRect/>
-                    </a:stretch>
-                  </pic:blipFill>
-                  <pic:spPr bwMode="auto">
-                    <a:xfrm>
-                      <a:off x="0" y="0"/>
-                      <a:ext cx="4572000" cy="3048000"/>
-                    </a:xfrm>
-                    <a:prstGeom prst="rect">
-                      <a:avLst/>
-                    </a:prstGeom>
-                  </pic:spPr>
-                </pic:pic>
-              </a:graphicData>
-            </a:graphic>
-          </wp:inline>
-        </w:drawing>
-      </w:r>
-    </w:p>
-    <w:p>
-      <w:pPr>
-        <w:pStyle w:val="Heading2"/>
-      </w:pPr>
-      <w:r>
-        <w:rPr>
-          <w:rFonts w:ascii="Arial" w:eastAsia="Microsoft YaHei"/>
-        </w:rPr>
         <w:t xml:space="preserve">一句话总结</w:t>
       </w:r>
     </w:p>
@@ -668,7 +560,7 @@
         <w:rPr>
           <w:rFonts w:ascii="Arial" w:eastAsia="Microsoft YaHei"/>
         </w:rPr>
-        <w:t xml:space="preserve">重复性工作（部署、批量测试、数据采集）提效 8-12 倍，创造性工作（方案撰写、故障诊断）提效 3-5 倍，整体 4-6 倍。技能沉淀 2 个月回本，此后持续正向收益，且跨项目复用边际成本趋近于零。</w:t>
+        <w:t xml:space="preserve">重复性工作（部署、批量测试、数据采集）提效 8-12 倍，创造性工作（方案撰写、故障诊断）提效 3-5 倍，整体 4-6 倍。技能跨项目复用，边际成本趋近于零。</w:t>
       </w:r>
     </w:p>
     <w:sectPr>
